--- a/vi/files/assignments/Presentation_Guide.docx
+++ b/vi/files/assignments/Presentation_Guide.docx
@@ -15,7 +15,7 @@
         <w:pStyle w:val="Subtitle"/>
       </w:pPr>
       <w:r>
-        <w:t>Foundations of Clinical Research: From Clinical Question to Publication</w:t>
+        <w:t>Foundations of Clinical Research — Level 1: From Clinical Question to Publication</w:t>
       </w:r>
     </w:p>
     <w:p>
@@ -2569,7 +2569,7 @@
         <w:color w:val="04242F"/>
         <w:sz w:val="16"/>
       </w:rPr>
-      <w:t>Foundations of Clinical Research  ·  Presentation guide</w:t>
+      <w:t>Foundations of Clinical Research — Level 1  ·  Presentation guide</w:t>
     </w:r>
     <w:r>
       <w:tab/>

--- a/vi/files/assignments/Presentation_Guide.docx
+++ b/vi/files/assignments/Presentation_Guide.docx
@@ -43,7 +43,7 @@
         <w:t>When:</w:t>
       </w:r>
       <w:r>
-        <w:t xml:space="preserve"> Session 8 (weekend 4, Sunday), the 45-minute presentation block after "Be the reviewer"</w:t>
+        <w:t xml:space="preserve"> Session 8 (Week 8, Saturday), the 45-minute presentation block after "Be the reviewer"</w:t>
       </w:r>
     </w:p>
     <w:p>
@@ -1544,7 +1544,7 @@
         <w:pStyle w:val="ListBullet"/>
       </w:pPr>
       <w:r>
-        <w:t xml:space="preserve">Send the file to the course lead the evening before Session 8 (see </w:t>
+        <w:t xml:space="preserve">Send the file to the course lead the day before Session 8 (see </w:t>
       </w:r>
       <w:r>
         <w:rPr>

--- a/vi/files/assignments/Presentation_Guide.docx
+++ b/vi/files/assignments/Presentation_Guide.docx
@@ -7,7 +7,7 @@
         <w:pStyle w:val="Title"/>
       </w:pPr>
       <w:r>
-        <w:t>Group Proposal Presentation — Guide</w:t>
+        <w:t>Group Proposal Presentation: Guide</w:t>
       </w:r>
     </w:p>
     <w:p>
@@ -15,7 +15,7 @@
         <w:pStyle w:val="Subtitle"/>
       </w:pPr>
       <w:r>
-        <w:t>Foundations of Clinical Research — Level 1: From Clinical Question to Publication</w:t>
+        <w:t>Foundations of Clinical Research · Level 1: From Clinical Question to Publication</w:t>
       </w:r>
     </w:p>
     <w:p>
@@ -26,13 +26,16 @@
         <w:t>Organisation:</w:t>
       </w:r>
       <w:r>
-        <w:t xml:space="preserve"> Neudata — </w:t>
+        <w:t xml:space="preserve"> Neudata (</w:t>
       </w:r>
       <w:r>
         <w:rPr>
           <w:i/>
         </w:rPr>
         <w:t>#ClearDataClearImpact</w:t>
+      </w:r>
+      <w:r>
+        <w:t>)</w:t>
       </w:r>
     </w:p>
     <w:p>
@@ -72,7 +75,7 @@
         <w:t>2 minutes</w:t>
       </w:r>
       <w:r>
-        <w:t xml:space="preserve"> of structured feedback; at the end of the block, a </w:t>
+        <w:t xml:space="preserve"> of structured feedback. At the end of the block, a </w:t>
       </w:r>
       <w:r>
         <w:rPr>
@@ -92,7 +95,7 @@
         <w:t>Content:</w:t>
       </w:r>
       <w:r>
-        <w:t xml:space="preserve"> Group product 1 (proposal, your own question) in the 6 minutes; Group product 2 (manuscript, course dataset) in the 1-minute pitch</w:t>
+        <w:t xml:space="preserve"> Group product 1 (proposal, your own question) in the 6 minutes. Group product 2 (manuscript, course dataset) in the 1-minute pitch</w:t>
       </w:r>
     </w:p>
     <w:p>
@@ -495,7 +498,7 @@
         <w:t>not</w:t>
       </w:r>
       <w:r>
-        <w:t xml:space="preserve"> part of the 6 minutes: keep the two products separate so that the proposal gets its full time and the rubric (criteria 12–16) applies to the proposal only.</w:t>
+        <w:t xml:space="preserve"> part of the 6 minutes. Keep the two products separate so that the proposal gets its full time and the rubric (criteria 12–16) applies to the proposal only.</w:t>
       </w:r>
     </w:p>
     <w:p>
@@ -1395,10 +1398,10 @@
         <w:rPr>
           <w:b/>
         </w:rPr>
-        <w:t>Pictures before words</w:t>
+        <w:t>Pictures before words.</w:t>
       </w:r>
       <w:r>
-        <w:t xml:space="preserve"> — a PICO table, a flow diagram and a timeline bar are clearer than paragraphs.</w:t>
+        <w:t xml:space="preserve"> A PICO table, a flow diagram and a timeline bar are clearer than paragraphs.</w:t>
       </w:r>
     </w:p>
     <w:p>
@@ -1426,7 +1429,7 @@
         <w:t>Be honest about weaknesses.</w:t>
       </w:r>
       <w:r>
-        <w:t xml:space="preserve"> Naming your main bias and limitation scores marks; hiding it loses them.</w:t>
+        <w:t xml:space="preserve"> Naming your main bias and limitation scores marks. Hiding it loses them.</w:t>
       </w:r>
     </w:p>
     <w:p>
@@ -1485,7 +1488,7 @@
         <w:t>with a timer</w:t>
       </w:r>
       <w:r>
-        <w:t>. Six minutes is short: most groups overrun on slide 2 — keep the background brief.</w:t>
+        <w:t>. Six minutes is short, and most groups overrun on slide 2. Keep the background brief.</w:t>
       </w:r>
     </w:p>
     <w:p>
@@ -1525,7 +1528,7 @@
         <w:pStyle w:val="ListBullet"/>
       </w:pPr>
       <w:r>
-        <w:t>Do not mix in the FLUID-ICU manuscript; it has its own minute at the end.</w:t>
+        <w:t>Do not mix in the FLUID-ICU manuscript. It has its own minute at the end.</w:t>
       </w:r>
     </w:p>
     <w:p>
@@ -1555,7 +1558,7 @@
         <w:t>Proposal_Brief.pdf</w:t>
       </w:r>
       <w:r>
-        <w:t>); bring a copy on a USB stick.</w:t>
+        <w:t>) and bring a copy on a USB stick.</w:t>
       </w:r>
     </w:p>
     <w:p>
@@ -1579,7 +1582,7 @@
         <w:pStyle w:val="Heading1"/>
       </w:pPr>
       <w:r>
-        <w:t>3. Timekeeping — coloured cards</w:t>
+        <w:t>3. Timekeeping: coloured cards</w:t>
       </w:r>
     </w:p>
     <w:p>
@@ -1601,9 +1604,9 @@
         <w:tblLook w:firstColumn="1" w:firstRow="1" w:lastColumn="0" w:lastRow="0" w:noHBand="0" w:noVBand="1" w:val="04A0"/>
       </w:tblPr>
       <w:tblGrid>
-        <w:gridCol w:w="1034"/>
-        <w:gridCol w:w="900"/>
-        <w:gridCol w:w="7476"/>
+        <w:gridCol w:w="1052"/>
+        <w:gridCol w:w="916"/>
+        <w:gridCol w:w="7442"/>
       </w:tblGrid>
       <w:tr>
         <w:trPr>
@@ -1612,7 +1615,7 @@
         </w:trPr>
         <w:tc>
           <w:tcPr>
-            <w:tcW w:type="dxa" w:w="1035"/>
+            <w:tcW w:type="dxa" w:w="1053"/>
             <w:tcBorders>
               <w:top w:val="single" w:sz="4" w:color="04242F"/>
               <w:left w:val="single" w:sz="4" w:color="04242F"/>
@@ -1638,7 +1641,7 @@
         </w:tc>
         <w:tc>
           <w:tcPr>
-            <w:tcW w:type="dxa" w:w="901"/>
+            <w:tcW w:type="dxa" w:w="916"/>
             <w:tcBorders>
               <w:top w:val="single" w:sz="4" w:color="04242F"/>
               <w:left w:val="single" w:sz="4" w:color="04242F"/>
@@ -1664,7 +1667,7 @@
         </w:tc>
         <w:tc>
           <w:tcPr>
-            <w:tcW w:type="dxa" w:w="7476"/>
+            <w:tcW w:type="dxa" w:w="7442"/>
             <w:tcBorders>
               <w:top w:val="single" w:sz="4" w:color="04242F"/>
               <w:left w:val="single" w:sz="4" w:color="04242F"/>
@@ -1695,7 +1698,7 @@
         </w:trPr>
         <w:tc>
           <w:tcPr>
-            <w:tcW w:type="dxa" w:w="1035"/>
+            <w:tcW w:type="dxa" w:w="1053"/>
             <w:tcBorders>
               <w:top w:val="single" w:sz="4" w:color="D5DDE1"/>
               <w:left w:val="single" w:sz="4" w:color="D5DDE1"/>
@@ -1719,7 +1722,7 @@
         </w:tc>
         <w:tc>
           <w:tcPr>
-            <w:tcW w:type="dxa" w:w="901"/>
+            <w:tcW w:type="dxa" w:w="916"/>
             <w:tcBorders>
               <w:top w:val="single" w:sz="4" w:color="D5DDE1"/>
               <w:left w:val="single" w:sz="4" w:color="D5DDE1"/>
@@ -1742,7 +1745,7 @@
         </w:tc>
         <w:tc>
           <w:tcPr>
-            <w:tcW w:type="dxa" w:w="7476"/>
+            <w:tcW w:type="dxa" w:w="7442"/>
             <w:tcBorders>
               <w:top w:val="single" w:sz="4" w:color="D5DDE1"/>
               <w:left w:val="single" w:sz="4" w:color="D5DDE1"/>
@@ -1759,7 +1762,7 @@
               <w:rPr>
                 <w:sz w:val="19"/>
               </w:rPr>
-              <w:t>2 minutes left — you should be on slide 5.</w:t>
+              <w:t>2 minutes left. You should be on slide 5.</w:t>
             </w:r>
           </w:p>
         </w:tc>
@@ -1770,7 +1773,7 @@
         </w:trPr>
         <w:tc>
           <w:tcPr>
-            <w:tcW w:type="dxa" w:w="1035"/>
+            <w:tcW w:type="dxa" w:w="1053"/>
             <w:tcBorders>
               <w:top w:val="single" w:sz="4" w:color="D5DDE1"/>
               <w:left w:val="single" w:sz="4" w:color="D5DDE1"/>
@@ -1795,7 +1798,7 @@
         </w:tc>
         <w:tc>
           <w:tcPr>
-            <w:tcW w:type="dxa" w:w="901"/>
+            <w:tcW w:type="dxa" w:w="916"/>
             <w:tcBorders>
               <w:top w:val="single" w:sz="4" w:color="D5DDE1"/>
               <w:left w:val="single" w:sz="4" w:color="D5DDE1"/>
@@ -1819,7 +1822,7 @@
         </w:tc>
         <w:tc>
           <w:tcPr>
-            <w:tcW w:type="dxa" w:w="7476"/>
+            <w:tcW w:type="dxa" w:w="7442"/>
             <w:tcBorders>
               <w:top w:val="single" w:sz="4" w:color="D5DDE1"/>
               <w:left w:val="single" w:sz="4" w:color="D5DDE1"/>
@@ -1837,7 +1840,7 @@
               <w:rPr>
                 <w:sz w:val="19"/>
               </w:rPr>
-              <w:t>1 minute left — move to your final slide.</w:t>
+              <w:t>1 minute left. Move to your final slide.</w:t>
             </w:r>
           </w:p>
         </w:tc>
@@ -1848,7 +1851,7 @@
         </w:trPr>
         <w:tc>
           <w:tcPr>
-            <w:tcW w:type="dxa" w:w="1035"/>
+            <w:tcW w:type="dxa" w:w="1053"/>
             <w:tcBorders>
               <w:top w:val="single" w:sz="4" w:color="D5DDE1"/>
               <w:left w:val="single" w:sz="4" w:color="D5DDE1"/>
@@ -1871,7 +1874,7 @@
         </w:tc>
         <w:tc>
           <w:tcPr>
-            <w:tcW w:type="dxa" w:w="901"/>
+            <w:tcW w:type="dxa" w:w="916"/>
             <w:tcBorders>
               <w:top w:val="single" w:sz="4" w:color="D5DDE1"/>
               <w:left w:val="single" w:sz="4" w:color="D5DDE1"/>
@@ -1893,7 +1896,7 @@
         </w:tc>
         <w:tc>
           <w:tcPr>
-            <w:tcW w:type="dxa" w:w="7476"/>
+            <w:tcW w:type="dxa" w:w="7442"/>
             <w:tcBorders>
               <w:top w:val="single" w:sz="4" w:color="D5DDE1"/>
               <w:left w:val="single" w:sz="4" w:color="D5DDE1"/>
@@ -1909,7 +1912,7 @@
               <w:rPr>
                 <w:sz w:val="19"/>
               </w:rPr>
-              <w:t>Time is up — finish your sentence and stop.</w:t>
+              <w:t>Time is up. Finish your sentence and stop.</w:t>
             </w:r>
           </w:p>
         </w:tc>
@@ -1931,7 +1934,7 @@
         <w:t>6:30</w:t>
       </w:r>
       <w:r>
-        <w:t xml:space="preserve"> the chair stops the presentation politely, even mid-slide. Keeping to time is part of the rubric and protects the feedback time of every group — the whole block has no spare minutes.</w:t>
+        <w:t xml:space="preserve"> the chair stops the presentation politely, even mid-slide. Keeping to time is part of the rubric and protects the feedback time of every group, because the whole block has no spare minutes.</w:t>
       </w:r>
     </w:p>
     <w:p>
@@ -2336,7 +2339,7 @@
         <w:t>Good feedback is…</w:t>
       </w:r>
       <w:r>
-        <w:t xml:space="preserve"> specific ("your exclusion criteria would remove most elderly patients") rather than general ("good job"); about the proposal, not the people; and actionable ("add the time point to your primary outcome").</w:t>
+        <w:t xml:space="preserve"> specific ("your exclusion criteria would remove most elderly patients") rather than general ("good job"), about the proposal rather than the people, and actionable ("add the time point to your primary outcome").</w:t>
       </w:r>
     </w:p>
     <w:p>
@@ -2367,7 +2370,7 @@
         <w:t>one minute</w:t>
       </w:r>
       <w:r>
-        <w:t xml:space="preserve"> — no new slides needed; the course lead shows one slide per group with the group number and question number, or the group shows its Table 1 or main figure.</w:t>
+        <w:t>. No new slides are needed: the course lead shows one slide per group with the group number and question number, or the group shows its Table 1 or main figure.</w:t>
       </w:r>
     </w:p>
     <w:p>
@@ -2569,7 +2572,7 @@
         <w:color w:val="04242F"/>
         <w:sz w:val="16"/>
       </w:rPr>
-      <w:t>Foundations of Clinical Research — Level 1  ·  Presentation guide</w:t>
+      <w:t>Foundations of Clinical Research · Level 1  ·  Presentation guide</w:t>
     </w:r>
     <w:r>
       <w:tab/>
